--- a/docs/SIMF-BRD-001-Business-Requirements-Document-EN-v1.3.docx
+++ b/docs/SIMF-BRD-001-Business-Requirements-Document-EN-v1.3.docx
@@ -4849,7 +4849,7 @@
         <w:rPr>
           <w:sz w:val="23"/>
         </w:rPr>
-        <w:t>•  The AI and accessibility capabilities, all built and delivered: subtitle generation from the session video (with manual paste or upload as the fallback), AI session summaries that become the session minutes after the scientific committee reviews and approves them, AI filtering of attendee questions before they reach the speaker, the cognitive assistant in the app and on the website, AI comment moderation, live translation and captions, the sign-language feed during live sessions, and smart recommendations.</w:t>
+        <w:t>•  The AI capabilities, all built and delivered on the on-site GPT OSS 120B model: subtitle import from the published session video (with manual paste or upload as the fallback), AI session summaries that become the session minutes after the scientific committee reviews and approves them, AI filtering of attendee questions before they reach the speaker, the cognitive assistant in the app and on the website, AI comment moderation, subtitle translation after the session, and smart recommendations.</w:t>
       </w:r>
     </w:p>
     <w:p>
@@ -5110,7 +5110,7 @@
         <w:rPr>
           <w:sz w:val="23"/>
         </w:rPr>
-        <w:t>Live session and engagement: a session is streamed with live translation or captions; questions open after the attendee has checked in at the hall and close at session end; the moderator manages the questions assigned to them; comments pass through an AI filter and then an admin review before being shown.</w:t>
+        <w:t>Live session and engagement: a session is streamed with the caption track the broadcast carries; questions open after the attendee has checked in at the hall and close at session end; the moderator manages the questions assigned to them; comments pass through an AI filter and then an admin review before being shown.</w:t>
       </w:r>
     </w:p>
     <w:p>
@@ -12699,7 +12699,7 @@
               <w:rPr>
                 <w:sz w:val="21"/>
               </w:rPr>
-              <w:t>Usability and accessibility. The mobile app shall provide accessibility settings, including sign-language and live-caption support. Colour shall never be the only signal of state. The interfaces shall be operable by keyboard where they run in a browser.</w:t>
+              <w:t>Usability and accessibility. The mobile app shall provide accessibility settings. Colour shall never be the only signal of state. The interfaces shall be operable by keyboard where they run in a browser.</w:t>
             </w:r>
           </w:p>
         </w:tc>

--- a/docs/SIMF-BRD-001-Business-Requirements-Document-EN-v1.3.docx
+++ b/docs/SIMF-BRD-001-Business-Requirements-Document-EN-v1.3.docx
@@ -5583,7 +5583,7 @@
               <w:rPr>
                 <w:sz w:val="21"/>
               </w:rPr>
-              <w:t>A registered attendee via the website and app; sub-types VIP, Normal and others added in the Control Panel, each with its own colour.</w:t>
+              <w:t>A registered attendee, who registers in the mobile app; sub-types VIP, Normal and others added in the Control Panel, each with its own colour.</w:t>
             </w:r>
           </w:p>
         </w:tc>
@@ -10497,7 +10497,7 @@
               <w:rPr>
                 <w:sz w:val="19"/>
               </w:rPr>
-              <w:t>The system shall deliver notifications over four channels (in-app, email, SMS and WhatsApp) through one notification abstraction.</w:t>
+              <w:t>The system shall deliver notifications over in-app and email channels through one notification abstraction. SMS and WhatsApp are supported by the same abstraction and are enabled only if the ministry approves a gateway and its egress.</w:t>
             </w:r>
           </w:p>
         </w:tc>
@@ -12063,7 +12063,7 @@
               <w:rPr>
                 <w:sz w:val="21"/>
               </w:rPr>
-              <w:t>The system shall integrate the email, SMS and WhatsApp gateways behind the notification abstraction.</w:t>
+              <w:t>The system shall integrate the email gateway behind the notification abstraction. SMS and WhatsApp gateways plug into the same abstraction when a provider and its egress are approved.</w:t>
             </w:r>
           </w:p>
         </w:tc>
@@ -12510,7 +12510,7 @@
               <w:rPr>
                 <w:sz w:val="21"/>
               </w:rPr>
-              <w:t>Authorisation. Every endpoint and screen shall require a permission. Only sign-in, sign-up and password reset are anonymous.</w:t>
+              <w:t>Authorisation. Every administrative endpoint and screen shall require a permission. The anonymous surface is limited to the public website content and the authentication endpoints that run before a token exists.</w:t>
             </w:r>
           </w:p>
         </w:tc>

--- a/docs/SIMF-BRD-001-Business-Requirements-Document-EN-v1.3.docx
+++ b/docs/SIMF-BRD-001-Business-Requirements-Document-EN-v1.3.docx
@@ -1223,7 +1223,7 @@
               <w:rPr>
                 <w:sz w:val="21"/>
               </w:rPr>
-              <w:t>Technology-team review answered; no change to the agreed scope.</w:t>
+              <w:t>Technology-team review answered. FR-807 is withdrawn and FR-701 is corrected to post-session translation. The rest of the agreed scope is unchanged.</w:t>
             </w:r>
           </w:p>
         </w:tc>
@@ -4686,7 +4686,7 @@
         <w:spacing w:after="120"/>
       </w:pPr>
       <w:r>
-        <w:t>Design one dynamic, reusable platform, a single backend and unified API serving the administrative Control Panel, the public website and the attendee mobile app, that can run any edition of the forum without code changes. Everything that varies between editions is configured from the Control Panel: the event name, the colours, the logos and visual identity, the content and data, the categories, the start and end dates, and the archiving of past editions. All editions' data is held in one central location, so the same system is valid for the current edition and every future edition. The platform is built on a modern technology stack, embeds AI and emerging technologies (a cognitive assistant and knowledge base, AI-generated session summaries, AI comment moderation, AI live translation and accessibility, and smart attendee and session recommendations), and is engineered to comply with the National Cybersecurity Authority (NCA) standards. On this dynamic base the platform covers the full event lifecycle: registration, security vetting and approval, badge issue and access control, the programme, sessions and bookings, live streaming and engagement, networking between attendees, the exhibition and sponsors, media and news and archive, notifications and statistics, running on-premises as a single tenant. The forum is open to the general public and international in attendance: it is not restricted to Ministry of Defense personnel and not restricted to Saudi nationals, and any member of the public may register subject to administrator approval.</w:t>
+        <w:t>Design one dynamic, reusable platform, a single backend and unified API serving the administrative Control Panel, the public website and the attendee mobile app, that can run any edition of the forum without code changes. Everything that varies between editions is configured from the Control Panel: the event name, the colours, the logos and visual identity, the content and data, the categories, the start and end dates, and the archiving of past editions. All editions' data is held in one central location, so the same system is valid for the current edition and every future edition. The platform is built on a modern technology stack, embeds AI and emerging technologies (a cognitive assistant and knowledge base, AI-generated session summaries, AI comment moderation, AI translation and accessibility, and smart attendee and session recommendations), and is engineered to comply with the National Cybersecurity Authority (NCA) standards. On this dynamic base the platform covers the full event lifecycle: registration, security vetting and approval, badge issue and access control, the programme, sessions and bookings, live streaming and engagement, networking between attendees, the exhibition and sponsors, media and news and archive, notifications and statistics, running on-premises as a single tenant. The forum is open to the general public and international in attendance: it is not restricted to Ministry of Defense personnel and not restricted to Saudi nationals, and any member of the public may register subject to administrator approval.</w:t>
       </w:r>
     </w:p>
     <w:p>
@@ -4945,7 +4945,7 @@
         <w:rPr>
           <w:sz w:val="23"/>
         </w:rPr>
-        <w:t>•  The video library: the platform stores video links only and holds no video files. The public library is published on the forum’s YouTube channel and surfaced in the platform as links, so it needs no additional storage, encoding or bandwidth on the owner’s servers.</w:t>
+        <w:t>•  The video library: the platform stores links for the library and holds no library video files. The public library is published on the forum’s YouTube channel and surfaced in the platform as links, so it needs no additional storage, encoding or bandwidth on the owner’s servers.</w:t>
       </w:r>
     </w:p>
     <w:p>
@@ -5984,7 +5984,7 @@
               <w:rPr>
                 <w:sz w:val="21"/>
               </w:rPr>
-              <w:t>Access to every page and endpoint requires a permission; the only anonymous functions are sign-in, sign-up and password reset.</w:t>
+              <w:t>Every administrative page and endpoint requires a permission. Public content is readable without an account. NFR-02 states the anonymous surface.</w:t>
             </w:r>
           </w:p>
         </w:tc>
@@ -12100,7 +12100,7 @@
               <w:rPr>
                 <w:sz w:val="21"/>
               </w:rPr>
-              <w:t>The system shall embed the live-broadcast stream and integrate a map service for the interactive venue map.</w:t>
+              <w:t>The system shall embed the live-broadcast stream and render the interactive venue map from venue data held on site. No external map service is integrated.</w:t>
             </w:r>
           </w:p>
         </w:tc>
@@ -12176,7 +12176,7 @@
               <w:rPr>
                 <w:sz w:val="21"/>
               </w:rPr>
-              <w:t>The system shall expose its functions only through the versioned API; the website, Control Panel and app are its only clients.</w:t>
+              <w:t>The system shall expose its functions only through the versioned API.</w:t>
             </w:r>
           </w:p>
         </w:tc>
@@ -12510,7 +12510,7 @@
               <w:rPr>
                 <w:sz w:val="21"/>
               </w:rPr>
-              <w:t>Authorisation. Every administrative endpoint and screen shall require a permission. The anonymous surface is limited to the public website content and the authentication endpoints that run before a token exists.</w:t>
+              <w:t>Authorisation. Every administrative endpoint and screen shall require a permission. The anonymous surface is limited to public content on the website and in the app, and to the authentication endpoints that run before a token exists.</w:t>
             </w:r>
           </w:p>
         </w:tc>
@@ -12586,7 +12586,7 @@
               <w:rPr>
                 <w:sz w:val="21"/>
               </w:rPr>
-              <w:t>Performance. The system shall sustain the expected event load, sized at roughly one new registered user every 30 seconds at peak, and shall pass a realistic load test before launch.</w:t>
+              <w:t>Performance. The system shall sustain the event-day peak load, about 30,000 concurrent attendees at peak, roughly 50,000 registered at a 0.6 peak factor. The system shall pass a realistic load test against that peak before launch.</w:t>
             </w:r>
           </w:p>
         </w:tc>
@@ -12918,7 +12918,7 @@
         <w:rPr>
           <w:sz w:val="23"/>
         </w:rPr>
-        <w:t>The technology stack is fixed: .NET 10, FastEndpoints, Blazor with MudBlazor, Flutter, and SQL Server 2022.</w:t>
+        <w:t>The technology stack is fixed: .NET 10, FastEndpoints, Blazor (Server and SSR) with the SIMF.Components shared component library, Flutter, and SQL Server 2022.</w:t>
       </w:r>
     </w:p>
     <w:p>

--- a/docs/SIMF-BRD-001-Business-Requirements-Document-EN-v1.3.docx
+++ b/docs/SIMF-BRD-001-Business-Requirements-Document-EN-v1.3.docx
@@ -3622,7 +3622,7 @@
               <w:rPr>
                 <w:sz w:val="21"/>
               </w:rPr>
-              <w:t>The application programming interface exposed to the three client applications.</w:t>
+              <w:t>The application programming interface exposed to the client applications.</w:t>
             </w:r>
           </w:p>
         </w:tc>
@@ -4114,7 +4114,7 @@
               <w:rPr>
                 <w:sz w:val="21"/>
               </w:rPr>
-              <w:t>Short message service; one of the four notification channels.</w:t>
+              <w:t>Short message service; one of the channels the notification abstraction supports, enabled only when a provider and its egress are approved.</w:t>
             </w:r>
           </w:p>
         </w:tc>
@@ -6327,7 +6327,7 @@
               <w:rPr>
                 <w:sz w:val="21"/>
               </w:rPr>
-              <w:t>The live stream is available in any location, with no geographic restriction.</w:t>
+              <w:t>SIMF applies no geographic restriction to the live stream.</w:t>
             </w:r>
           </w:p>
         </w:tc>
@@ -9546,7 +9546,7 @@
               <w:rPr>
                 <w:sz w:val="19"/>
               </w:rPr>
-              <w:t>The system shall make the live stream available in any location, without geographic restriction.</w:t>
+              <w:t>The system shall apply no geographic restriction to the live stream.</w:t>
             </w:r>
           </w:p>
         </w:tc>
@@ -9970,7 +9970,7 @@
               <w:rPr>
                 <w:sz w:val="19"/>
               </w:rPr>
-              <w:t>The system may optionally notify users in the vicinity of the venue about live or upcoming sessions. This is an optional feature and is not a mandatory requirement.</w:t>
+              <w:t>The system shall notify attendees about live and upcoming sessions. Notifications are targeted by session booking or by audience; location-based targeting is not delivered.</w:t>
             </w:r>
           </w:p>
         </w:tc>

--- a/docs/SIMF-BRD-001-Business-Requirements-Document-EN-v1.3.docx
+++ b/docs/SIMF-BRD-001-Business-Requirements-Document-EN-v1.3.docx
@@ -2948,7 +2948,7 @@
           <w:color w:val="595959"/>
           <w:sz w:val="21"/>
         </w:rPr>
-        <w:t>Defining terms improves the precision of communication and understanding across the document. The terms and abbreviations used are listed below.</w:t>
+        <w:t>The terms and abbreviations used are listed below.</w:t>
       </w:r>
     </w:p>
     <w:tbl>
@@ -3840,7 +3840,7 @@
               <w:rPr>
                 <w:sz w:val="21"/>
               </w:rPr>
-              <w:t>Public Relations team; reviews exhibitors and one-to-one meeting requests.</w:t>
+              <w:t>Public Relations team; reviews one-to-one meeting requests.</w:t>
             </w:r>
           </w:p>
         </w:tc>
@@ -4058,7 +4058,7 @@
               <w:rPr>
                 <w:sz w:val="21"/>
               </w:rPr>
-              <w:t>Artificial intelligence; used for the assistant, session summaries, comment moderation, translation and recommendations.</w:t>
+              <w:t>Artificial intelligence; used for the assistant, session summaries, translation and recommendations.</w:t>
             </w:r>
           </w:p>
         </w:tc>
@@ -4636,11 +4636,7 @@
         <w:spacing w:after="120"/>
       </w:pPr>
       <w:r>
-        <w:t xml:space="preserve">The Saudi International Maritime Forum is a recurring event, and this is its fourth edition. Each previous edition ran on its own separately built systems, website and app, produced from scratch for that edition and then set aside. Rebuilding every time is costly and slow, scatters each edition's data in a different place, leaves no single reusable platform and no consolidated record across editions, and forces the cybersecurity controls, the technology choices and any intelligent features to be worked out again from the ground up for every edition. What is needed is one dynamic, configurable system and app, built on modern technology, embedding AI and emerging technologies, and compliant with the National Cybersecurity Authority (NCA) standards, that can serve the current edition and every </w:t>
-      </w:r>
-      <w:r>
-        <w:lastRenderedPageBreak/>
-        <w:t>future edition without being rebuilt, with all editions' data held in one central location. The requirements in this document are based on the material provided by the owner and a series of interviews with the owner's representatives.</w:t>
+        <w:t>The Saudi International Maritime Forum is a recurring event, and this is its fourth edition. Rebuilding the systems, the website and the app from scratch for every edition is costly and slow, scatters each edition's data in a different place, leaves no single reusable platform and no consolidated record across editions, and forces the cybersecurity controls, the technology choices and any intelligent features to be worked out again every time. The requirements in this document are based on the material provided by the owner and a series of interviews with the owner's representatives.</w:t>
       </w:r>
     </w:p>
     <w:p>
@@ -4686,7 +4682,7 @@
         <w:spacing w:after="120"/>
       </w:pPr>
       <w:r>
-        <w:t>Design one dynamic, reusable platform, a single backend and unified API serving the administrative Control Panel, the public website and the attendee mobile app, that can run any edition of the forum without code changes. Everything that varies between editions is configured from the Control Panel: the event name, the colours, the logos and visual identity, the content and data, the categories, the start and end dates, and the archiving of past editions. All editions' data is held in one central location, so the same system is valid for the current edition and every future edition. The platform is built on a modern technology stack, embeds AI and emerging technologies (a cognitive assistant and knowledge base, AI-generated session summaries, AI comment moderation, AI translation and accessibility, and smart attendee and session recommendations), and is engineered to comply with the National Cybersecurity Authority (NCA) standards. On this dynamic base the platform covers the full event lifecycle: registration, security vetting and approval, badge issue and access control, the programme, sessions and bookings, live streaming and engagement, networking between attendees, the exhibition and sponsors, media and news and archive, notifications and statistics, running on-premises as a single tenant. The forum is open to the general public and international in attendance: it is not restricted to Ministry of Defense personnel and not restricted to Saudi nationals, and any member of the public may register subject to administrator approval.</w:t>
+        <w:t>Design one dynamic, reusable platform, a single backend and unified API serving the administrative Control Panel, the public website and the attendee mobile app, that can run any edition of the forum without code changes. On this dynamic base the platform covers the full event lifecycle: registration, security vetting and approval, badge issue and access control, the programme, sessions and bookings, live streaming and engagement, networking between attendees, the exhibition and sponsors, media and news and archive, notifications and statistics, running on-premises as a single tenant. The forum is open to the general public and international in attendance: it is not restricted to Ministry of Defense personnel and not restricted to Saudi nationals, and any member of the public may register subject to administrator approval.</w:t>
       </w:r>
     </w:p>
     <w:p>
@@ -4737,7 +4733,7 @@
         <w:rPr>
           <w:sz w:val="23"/>
         </w:rPr>
-        <w:t>Build on a modern technology stack and embed AI and emerging technologies (cognitive assistant, AI summaries, AI moderation, AI translation and accessibility, and smart recommendations).</w:t>
+        <w:t>Build on a modern technology stack and embed AI and emerging technologies (cognitive assistant, AI session summaries, AI filtering of attendee questions, post-session subtitle translation, and smart recommendations).</w:t>
       </w:r>
     </w:p>
     <w:p>
@@ -4785,8 +4781,7 @@
         <w:rPr>
           <w:sz w:val="23"/>
         </w:rPr>
-        <w:lastRenderedPageBreak/>
-        <w:t>Enable live streaming and engagement (questions and comments) with accessibility and review controls.</w:t>
+        <w:t>Enable live streaming and engagement (questions) with accessibility and review controls.</w:t>
       </w:r>
     </w:p>
     <w:p>
@@ -4849,7 +4844,7 @@
         <w:rPr>
           <w:sz w:val="23"/>
         </w:rPr>
-        <w:t>•  The AI capabilities, all built and delivered on the on-site GPT OSS 120B model: subtitle import from the published session video (with manual paste or upload as the fallback), AI session summaries that become the session minutes after the scientific committee reviews and approves them, AI filtering of attendee questions before they reach the speaker, the cognitive assistant in the app and on the website, AI comment moderation, subtitle translation after the session, and smart recommendations.</w:t>
+        <w:t>•  The AI capabilities, all built and delivered on the on-site GPT OSS 120B model: subtitle import from the published session video (with manual paste or upload as the fallback), AI session summaries that become the session minutes after the scientific committee reviews and approves them, AI filtering of attendee questions before they reach the speaker, the cognitive assistant in the app and on the website, subtitle translation after the session, and smart recommendations.</w:t>
       </w:r>
     </w:p>
     <w:p>
@@ -4921,7 +4916,7 @@
         <w:rPr>
           <w:sz w:val="23"/>
         </w:rPr>
-        <w:t>Live sessions, questions, comments and session summaries, networking, the cognitive assistant and the FAQ.</w:t>
+        <w:t>Live sessions, questions and session summaries, networking, the cognitive assistant and the FAQ.</w:t>
       </w:r>
     </w:p>
     <w:p>
@@ -4945,7 +4940,7 @@
         <w:rPr>
           <w:sz w:val="23"/>
         </w:rPr>
-        <w:t>•  The video library: the platform stores links for the library and holds no library video files. The public library is published on the forum’s YouTube channel and surfaced in the platform as links, so it needs no additional storage, encoding or bandwidth on the owner’s servers.</w:t>
+        <w:t>•  The video library: the platform holds no library video files. The public library is published on the forum’s YouTube channel and surfaced in the platform as links, so it needs no additional storage, encoding or bandwidth on the owner’s servers.</w:t>
       </w:r>
     </w:p>
     <w:p>
@@ -5110,7 +5105,7 @@
         <w:rPr>
           <w:sz w:val="23"/>
         </w:rPr>
-        <w:t>Live session and engagement: a session is streamed with the caption track the broadcast carries; questions open after the attendee has checked in at the hall and close at session end; the moderator manages the questions assigned to them; comments pass through an AI filter and then an admin review before being shown.</w:t>
+        <w:t>Live session and engagement: a session is streamed with the caption track the broadcast carries; questions open after the attendee has checked in at the hall and close at session end; the moderator manages the questions assigned to them.</w:t>
       </w:r>
     </w:p>
     <w:p>
@@ -5134,7 +5129,7 @@
         <w:rPr>
           <w:sz w:val="23"/>
         </w:rPr>
-        <w:t>Exhibition: an organisation registers as an exhibitor, the PR team reviews and approves it, and assigns the booth in the same step.</w:t>
+        <w:t>Exhibition: an administrator records the exhibiting organisation in the Control Panel, assigns its booth, and provisions or links the accounts that represent it on the stand.</w:t>
       </w:r>
     </w:p>
     <w:p>
@@ -5345,7 +5340,7 @@
           <w:color w:val="595959"/>
           <w:sz w:val="21"/>
         </w:rPr>
-        <w:t>Roles are dynamic: the Administrator builds and assigns them, and the system fixes only the Administrator role and the catalogue of pages and actions. The table lists the system user types.</w:t>
+        <w:t>Control Panel roles are dynamic: the Administrator builds and assigns them. The system fixes the Administrator role, the catalogue of pages and actions, and the mobile-app roles Guest, Visitor, Exhibitor, Moderator and Staff. The table lists the roles and the registration types.</w:t>
       </w:r>
     </w:p>
     <w:tbl>
@@ -6251,7 +6246,7 @@
               <w:rPr>
                 <w:sz w:val="21"/>
               </w:rPr>
-              <w:t>Every comment passes through an AI filter and then an admin review before it is shown; a comment is never discarded on the AI result alone.</w:t>
+              <w:t>Withdrawn. Attendee comments are not delivered.</w:t>
             </w:r>
           </w:p>
         </w:tc>
@@ -6288,7 +6283,7 @@
               <w:rPr>
                 <w:sz w:val="21"/>
               </w:rPr>
-              <w:t>One-to-one meeting requests and exhibitor approvals are routed to the PR team.</w:t>
+              <w:t>One-to-one meeting requests are routed to the PR team.</w:t>
             </w:r>
           </w:p>
         </w:tc>
@@ -9203,7 +9198,7 @@
               <w:rPr>
                 <w:sz w:val="19"/>
               </w:rPr>
-              <w:t>The system shall let an organisation register as an Exhibitor with the organisation's details.</w:t>
+              <w:t>The system shall let an administrator record an exhibiting organisation with its details in the Control Panel.</w:t>
             </w:r>
           </w:p>
         </w:tc>
@@ -9256,7 +9251,7 @@
               <w:rPr>
                 <w:sz w:val="19"/>
               </w:rPr>
-              <w:t>The system shall let the PR team review and approve an exhibitor and assign the booth in the same step.</w:t>
+              <w:t>The system shall let an administrator assign a booth to an exhibitor and provision or link the accounts that represent it.</w:t>
             </w:r>
           </w:p>
         </w:tc>
@@ -9758,7 +9753,7 @@
               <w:rPr>
                 <w:sz w:val="19"/>
               </w:rPr>
-              <w:t>The system shall accept attendee comments on a session and shall pass each comment through an AI filter and then an admin review before it is shown.</w:t>
+              <w:t>Withdrawn. Attendee comments are not delivered.</w:t>
             </w:r>
           </w:p>
         </w:tc>
@@ -9811,7 +9806,7 @@
               <w:rPr>
                 <w:sz w:val="19"/>
               </w:rPr>
-              <w:t>The system shall hold an AI-rejected comment in a queue for an admin, who can approve or discard it; the system shall not discard a comment on the AI result alone.</w:t>
+              <w:t>Withdrawn. Attendee comments are not delivered.</w:t>
             </w:r>
           </w:p>
         </w:tc>
@@ -12978,7 +12973,7 @@
         <w:rPr>
           <w:sz w:val="23"/>
         </w:rPr>
-        <w:t>The design is frozen after publication.</w:t>
+        <w:t>The delivered solution is frozen against change once it is published for the event.</w:t>
       </w:r>
     </w:p>
     <w:p>
@@ -13014,7 +13009,7 @@
         <w:rPr>
           <w:sz w:val="23"/>
         </w:rPr>
-        <w:t>•  The one external integration, YouTube, requires an approved outbound firewall exception, and the call is made from the Control Panel in SSA. The AI runs on site and needs no external access.</w:t>
+        <w:t>•  The one external integration, YouTube, requires an approved outbound firewall exception, and the call is made from the Control Panel. The AI runs on site and needs no external access.</w:t>
       </w:r>
     </w:p>
     <w:p>
@@ -13042,18 +13037,6 @@
           <w:sz w:val="23"/>
         </w:rPr>
         <w:t>The external UI/UX designer delivers the mobile app's visual design.</w:t>
-      </w:r>
-    </w:p>
-    <w:p>
-      <w:pPr>
-        <w:pStyle w:val="ListBullet"/>
-        <w:spacing w:after="60"/>
-      </w:pPr>
-      <w:r>
-        <w:rPr>
-          <w:sz w:val="23"/>
-        </w:rPr>
-        <w:t>•  The WhatsApp provider is deferred and reached through an abstraction. The AI model is GPT OSS 120B, hosted by SITE on an on-site LLM server, and the live-broadcast platform is YouTube. The model needs no network exception because it runs on site; the caption import does.</w:t>
       </w:r>
     </w:p>
     <w:p>

--- a/docs/SIMF-BRD-001-Business-Requirements-Document-EN-v1.3.docx
+++ b/docs/SIMF-BRD-001-Business-Requirements-Document-EN-v1.3.docx
@@ -329,13 +329,7 @@
               <w:rPr>
                 <w:sz w:val="21"/>
               </w:rPr>
-              <w:t>21</w:t>
-            </w:r>
-            <w:r>
-              <w:rPr>
-                <w:sz w:val="21"/>
-              </w:rPr>
-              <w:t xml:space="preserve"> July 2026</w:t>
+              <w:t>19 July 2026</w:t>
             </w:r>
           </w:p>
         </w:tc>
@@ -984,7 +978,7 @@
               <w:rPr>
                 <w:sz w:val="21"/>
               </w:rPr>
-              <w:t>19 July 2026</w:t>
+              <w:t>21 July 2026</w:t>
             </w:r>
           </w:p>
         </w:tc>
@@ -5105,7 +5099,7 @@
         <w:rPr>
           <w:sz w:val="23"/>
         </w:rPr>
-        <w:t>Live session and engagement: a session is streamed with the caption track the broadcast carries; questions open after the attendee has checked in at the hall and close at session end; the moderator manages the questions assigned to them.</w:t>
+        <w:t>Live session and engagement: a session is streamed with the caption track the broadcast carries; questions can be sent at any time before the session and until it ends, and once the session is live a hall that carries a geofence also requires the attendee's hall check-in record, while a hall with no geofence accepts the question because presence cannot be verified; the moderator manages the questions assigned to them.</w:t>
       </w:r>
     </w:p>
     <w:p>
@@ -5117,7 +5111,7 @@
         <w:rPr>
           <w:sz w:val="23"/>
         </w:rPr>
-        <w:t>Networking and meetings: a user chooses interests, the system recommends attendees and sessions with a match score, and a one-to-one meeting request can be sent and routed to the PR team for approval.</w:t>
+        <w:t>Networking and meetings: a user chooses interests, the system recommends attendees with a match score, and a one-to-one meeting request can be sent and routed to the PR team for approval.</w:t>
       </w:r>
     </w:p>
     <w:p>
@@ -6207,7 +6201,7 @@
               <w:rPr>
                 <w:sz w:val="21"/>
               </w:rPr>
-              <w:t>A session's questions open only after the attendee has checked in at the hall, and close at session end.</w:t>
+              <w:t>A session's questions close at session end and have no lower bound, so a question can be asked before the session starts. Once the session is live, a hall that carries a geofence also requires the attendee's hall check-in record; a hall with no geofence accepts the question, because presence cannot be verified.</w:t>
             </w:r>
           </w:p>
         </w:tc>
@@ -8168,7 +8162,7 @@
               <w:rPr>
                 <w:sz w:val="19"/>
               </w:rPr>
-              <w:t>The system shall verify a badge QR or barcode at venue entry and record the entry.</w:t>
+              <w:t>The system shall verify a badge QR code at venue entry and record the entry.</w:t>
             </w:r>
           </w:p>
         </w:tc>
@@ -9647,7 +9641,7 @@
               <w:rPr>
                 <w:sz w:val="19"/>
               </w:rPr>
-              <w:t>The system shall open a session's questions only after the attendee has checked in at the hall, and shall close them at session end.</w:t>
+              <w:t>The system shall accept a session's questions from before the session starts and shall close them at session end. Once the session is live, the system shall additionally require the attendee's hall check-in record where the hall carries a geofence, and shall accept the question where it does not.</w:t>
             </w:r>
           </w:p>
         </w:tc>
@@ -9912,7 +9906,7 @@
               <w:rPr>
                 <w:sz w:val="19"/>
               </w:rPr>
-              <w:t>The system shall provide a dynamic rating and feedback capability that lets an attendee submit a rating and written feedback. Four rating scopes are currently defined: the session, the day, the programme, and the app. The rating scopes are managed as dynamic content, and rating is offered to an attendee on the basis of attendance.</w:t>
+              <w:t>The system shall provide a dynamic rating and feedback capability that lets an attendee submit a rating and written feedback. Five rating types are currently defined: the session, the day, the programme, the exhibition and the app. The rating types are managed as dynamic content, and rating is offered to an attendee on the basis of attendance.</w:t>
             </w:r>
           </w:p>
         </w:tc>
@@ -10096,7 +10090,7 @@
               <w:rPr>
                 <w:sz w:val="19"/>
               </w:rPr>
-              <w:t>The system shall suggest matches to a user based on shared interests and shared sessions, with a match score. Suggestions cover speakers, sponsors and booth companies, and Other-type profiles that opt in; Visitor profiles (Normal and VIP) are never included. The set of discoverable profile types is managed from the Control Panel.</w:t>
+              <w:t>The system shall suggest matches to a user based on shared interests and shared sessions, with a match score. Scored suggestions are drawn from the profiles of other approved attendees who opted in, Visitor profiles included. The partner directory is a separate, unscored list covering speakers, sponsors and booth companies together with Other-type profiles that opt in; Visitor profiles (Normal and VIP) never appear in that directory. The set of discoverable profile types is managed from the Control Panel.</w:t>
             </w:r>
           </w:p>
         </w:tc>
@@ -10149,7 +10143,7 @@
               <w:rPr>
                 <w:sz w:val="19"/>
               </w:rPr>
-              <w:t>When a match score reaches 80% or more, the system shall send the user a session recommendation and a push notification.</w:t>
+              <w:t>When a match score reaches 80% or more, the system shall send the user a push notification recommending that person.</w:t>
             </w:r>
           </w:p>
         </w:tc>
@@ -10361,7 +10355,7 @@
               <w:rPr>
                 <w:sz w:val="19"/>
               </w:rPr>
-              <w:t>Withdrawn in v1.3. Sign language and speech conversion are not delivered.</w:t>
+              <w:t>Withdrawn in v1.3. SIMF produces no sign-language interpretation and no speech-to-text conversion. Where a broadcast carries a separately produced sign-language feed, the Control Panel records that feed's URL on the session and the app offers it beside the main feed.</w:t>
             </w:r>
           </w:p>
         </w:tc>
@@ -12208,7 +12202,7 @@
               <w:rPr>
                 <w:sz w:val="21"/>
               </w:rPr>
-              <w:t>The system shall run the AI features on the SITE-hosted GPT OSS 120B model on an on-site LLM server inside HSA, reached over an OpenAI-compatible API, so that no AI request leaves the ministry network.</w:t>
+              <w:t>The system shall run the AI features on the GPT OSS 120B model, which SITE hosts on an on-site LLM server inside HSA (the security area that carries internal traffic only and has no internet path), reached over an OpenAI-compatible API, so that no AI request leaves the ministry network.</w:t>
             </w:r>
           </w:p>
         </w:tc>
@@ -13273,7 +13267,7 @@
               <w:rPr>
                 <w:sz w:val="21"/>
               </w:rPr>
-              <w:t>FR-701, FR-808, FR-901</w:t>
+              <w:t>FR-701, FR-901</w:t>
             </w:r>
           </w:p>
         </w:tc>

--- a/docs/SIMF-BRD-001-Business-Requirements-Document-EN-v1.3.docx
+++ b/docs/SIMF-BRD-001-Business-Requirements-Document-EN-v1.3.docx
@@ -2961,6 +2961,7 @@
       <w:tr>
         <w:trPr>
           <w:jc w:val="center"/>
+          <w:tblHeader/>
         </w:trPr>
         <w:tc>
           <w:tcPr>
@@ -4934,7 +4935,7 @@
         <w:rPr>
           <w:sz w:val="23"/>
         </w:rPr>
-        <w:t>•  The video library: the platform holds no library video files. The public library is published on the forum’s YouTube channel and surfaced in the platform as links, so it needs no additional storage, encoding or bandwidth on the owner’s servers.</w:t>
+        <w:t>•  The video library: the platform holds no library video files. The public library is published on the forum's YouTube channel and surfaced in the platform as links, so it needs no additional storage, encoding or bandwidth on the owner's servers.</w:t>
       </w:r>
     </w:p>
     <w:p>
@@ -5899,6 +5900,7 @@
       <w:tr>
         <w:trPr>
           <w:jc w:val="center"/>
+          <w:tblHeader/>
         </w:trPr>
         <w:tc>
           <w:tcPr>
@@ -6519,6 +6521,7 @@
       <w:tr>
         <w:trPr>
           <w:jc w:val="center"/>
+          <w:tblHeader/>
         </w:trPr>
         <w:tc>
           <w:tcPr>
@@ -11710,6 +11713,7 @@
       <w:tr>
         <w:trPr>
           <w:jc w:val="center"/>
+          <w:tblHeader/>
         </w:trPr>
         <w:tc>
           <w:tcPr>
@@ -12386,6 +12390,7 @@
       <w:tr>
         <w:trPr>
           <w:jc w:val="center"/>
+          <w:tblHeader/>
         </w:trPr>
         <w:tc>
           <w:tcPr>

--- a/docs/SIMF-BRD-001-Business-Requirements-Document-EN-v1.3.docx
+++ b/docs/SIMF-BRD-001-Business-Requirements-Document-EN-v1.3.docx
@@ -1402,7 +1402,7 @@
         </w:rPr>
       </w:pPr>
       <w:r>
-        <w:fldChar w:fldCharType="begin"/>
+        <w:fldChar w:fldCharType="begin" w:dirty="true"/>
       </w:r>
       <w:r>
         <w:instrText xml:space="preserve"> TOC \o "1-3" \h \z \u </w:instrText>

--- a/docs/SIMF-BRD-001-Business-Requirements-Document-EN-v1.3.docx
+++ b/docs/SIMF-BRD-001-Business-Requirements-Document-EN-v1.3.docx
@@ -6836,7 +6836,7 @@
               <w:rPr>
                 <w:sz w:val="19"/>
               </w:rPr>
-              <w:t>The system shall authenticate a user by email and password, and the mobile app shall additionally offer device-biometric sign-in (fingerprint or Face ID) once the account is set up on the device. Nafath sign-in is not offered.</w:t>
+              <w:t>The system shall authenticate a user by email and password, and the mobile app shall additionally offer device-biometric sign-in (fingerprint or Face ID) once the account is set up on the device.</w:t>
             </w:r>
           </w:p>
         </w:tc>

--- a/docs/SIMF-BRD-001-Business-Requirements-Document-EN-v1.3.docx
+++ b/docs/SIMF-BRD-001-Business-Requirements-Document-EN-v1.3.docx
@@ -573,7 +573,7 @@
               <w:rPr>
                 <w:sz w:val="21"/>
               </w:rPr>
-              <w:t>Answered the technology-team review. The AI model is named (GPT OSS 120B, hosted by SITE on site). Sign language is withdrawn and live translation is corrected to post-session, because the YouTube caption API serves English only for live streaming.</w:t>
+              <w:t>Answered the technology-team review. The AI model is named (GPT OSS 120B, hosted by SITE on site). Sign language is withdrawn and live translation is corrected to post-session, because the YouTube caption API serves English only for live streaming. Corrected the registration photograph: FR-207 called it an optional field, while the system requires a face photograph from a male audience registrant, captures it through a guided live capture and verifies on the server that it contains a human face. The job title moves to FR-202 and the identity image is stated as required in FR-205. No identifier changes and the requirement count is unchanged.</w:t>
             </w:r>
           </w:p>
         </w:tc>
@@ -7186,7 +7186,7 @@
               <w:rPr>
                 <w:sz w:val="19"/>
               </w:rPr>
-              <w:t>The system shall collect the registration fields: the four-part Arabic name; the English name as in the passport; nationality; date of birth; place of birth.</w:t>
+              <w:t>The system shall collect the registration fields: the four-part Arabic name; the English name as in the passport; nationality; date of birth; place of birth. The job title is collected as an optional field.</w:t>
             </w:r>
           </w:p>
         </w:tc>
@@ -7345,7 +7345,7 @@
               <w:rPr>
                 <w:sz w:val="19"/>
               </w:rPr>
-              <w:t>The system shall accept an ID image as an attachment, and shall support further attachment types added later.</w:t>
+              <w:t>The system shall require an ID image as an attachment before a registration can be completed, and shall support further attachment types added later.</w:t>
             </w:r>
           </w:p>
         </w:tc>
@@ -7451,7 +7451,7 @@
               <w:rPr>
                 <w:sz w:val="19"/>
               </w:rPr>
-              <w:t>The system shall accept optional fields: job title and a personal photo.</w:t>
+              <w:t>The system shall capture a facial photograph of the registrant through a guided live capture in the mobile application, which asks the registrant to smile and to turn their head, and shall verify on the server that the captured image contains a human face before accepting it. The photograph is required for a male audience registrant and is offered to a female registrant without being required of her. The verification is a presence test only: the system performs no facial recognition, stores no biometric template, and matches no face against any other face or register.</w:t>
             </w:r>
           </w:p>
         </w:tc>
